--- a/relatórios/Relatorio_de_Testes_com_Usuario_befit_matheus.docx
+++ b/relatórios/Relatorio_de_Testes_com_Usuario_befit_matheus.docx
@@ -42,8 +42,19 @@
           <w:bCs/>
           <w:lang w:val="pt-BR"/>
         </w:rPr>
-        <w:t xml:space="preserve"> Befit</w:t>
-      </w:r>
+        <w:t xml:space="preserve"> </w:t>
+      </w:r>
+      <w:proofErr w:type="spellStart"/>
+      <w:r>
+        <w:rPr>
+          <w:rFonts w:ascii="Arial" w:hAnsi="Arial"/>
+          <w:b/>
+          <w:bCs/>
+          <w:lang w:val="pt-BR"/>
+        </w:rPr>
+        <w:t>Befit</w:t>
+      </w:r>
+      <w:proofErr w:type="spellEnd"/>
     </w:p>
     <w:p>
       <w:pPr>
@@ -636,8 +647,20 @@
           <w:szCs w:val="22"/>
           <w:lang w:val="pt-BR"/>
         </w:rPr>
-        <w:t>or exemplo: empresa, empreendedor, marca, etc</w:t>
-      </w:r>
+        <w:t xml:space="preserve">or exemplo: empresa, empreendedor, marca, </w:t>
+      </w:r>
+      <w:proofErr w:type="spellStart"/>
+      <w:r>
+        <w:rPr>
+          <w:i/>
+          <w:iCs/>
+          <w:sz w:val="20"/>
+          <w:szCs w:val="22"/>
+          <w:lang w:val="pt-BR"/>
+        </w:rPr>
+        <w:t>etc</w:t>
+      </w:r>
+      <w:proofErr w:type="spellEnd"/>
       <w:r>
         <w:rPr>
           <w:sz w:val="20"/>
@@ -695,7 +718,25 @@
           <w:sz w:val="20"/>
           <w:lang w:val="pt-BR"/>
         </w:rPr>
-        <w:t>O participante está iniciando uma rotina de alimentação mais organizada e deseja utilizar o BeFit para cadastrar sua conta, registrar dietas, consultar receitas, acompanhar o IMC, gerar lista de compras e emitir relatórios. O teste avalia se o usuário consegue navegar pelas principais funcionalidades do sistema sem receber instruções detalhadas do avaliador.</w:t>
+        <w:t xml:space="preserve">O participante está iniciando uma rotina de alimentação mais organizada e deseja utilizar o </w:t>
+      </w:r>
+      <w:proofErr w:type="spellStart"/>
+      <w:r>
+        <w:rPr>
+          <w:rFonts w:cs="Times New Roman"/>
+          <w:sz w:val="20"/>
+          <w:lang w:val="pt-BR"/>
+        </w:rPr>
+        <w:t>BeFit</w:t>
+      </w:r>
+      <w:proofErr w:type="spellEnd"/>
+      <w:r>
+        <w:rPr>
+          <w:rFonts w:cs="Times New Roman"/>
+          <w:sz w:val="20"/>
+          <w:lang w:val="pt-BR"/>
+        </w:rPr>
+        <w:t xml:space="preserve"> para cadastrar sua conta, registrar dietas, consultar receitas, acompanhar o IMC, gerar lista de compras e emitir relatórios. O teste avalia se o usuário consegue navegar pelas principais funcionalidades do sistema sem receber instruções detalhadas do avaliador.</w:t>
       </w:r>
     </w:p>
     <w:p>
@@ -820,13 +861,23 @@
                 <w:szCs w:val="22"/>
               </w:rPr>
             </w:pPr>
+            <w:proofErr w:type="spellStart"/>
             <w:r>
               <w:rPr>
                 <w:rFonts w:cs="Arial"/>
                 <w:sz w:val="20"/>
                 <w:szCs w:val="22"/>
               </w:rPr>
-              <w:t>Caminhos(s)</w:t>
+              <w:t>Caminhos</w:t>
+            </w:r>
+            <w:proofErr w:type="spellEnd"/>
+            <w:r>
+              <w:rPr>
+                <w:rFonts w:cs="Arial"/>
+                <w:sz w:val="20"/>
+                <w:szCs w:val="22"/>
+              </w:rPr>
+              <w:t>(s)</w:t>
             </w:r>
           </w:p>
           <w:p>
@@ -893,14 +944,34 @@
                 <w:szCs w:val="22"/>
               </w:rPr>
             </w:pPr>
+            <w:proofErr w:type="spellStart"/>
             <w:r>
               <w:rPr>
                 <w:rFonts w:cs="Arial"/>
                 <w:sz w:val="20"/>
                 <w:szCs w:val="22"/>
               </w:rPr>
-              <w:t>Anotações / Observações</w:t>
-            </w:r>
+              <w:t>Anotações</w:t>
+            </w:r>
+            <w:proofErr w:type="spellEnd"/>
+            <w:r>
+              <w:rPr>
+                <w:rFonts w:cs="Arial"/>
+                <w:sz w:val="20"/>
+                <w:szCs w:val="22"/>
+              </w:rPr>
+              <w:t xml:space="preserve"> / </w:t>
+            </w:r>
+            <w:proofErr w:type="spellStart"/>
+            <w:r>
+              <w:rPr>
+                <w:rFonts w:cs="Arial"/>
+                <w:sz w:val="20"/>
+                <w:szCs w:val="22"/>
+              </w:rPr>
+              <w:t>Observações</w:t>
+            </w:r>
+            <w:proofErr w:type="spellEnd"/>
           </w:p>
           <w:p>
             <w:pPr>
@@ -943,8 +1014,17 @@
                 <w:rFonts w:cs="Arial"/>
                 <w:lang w:val="pt-BR"/>
               </w:rPr>
-              <w:t>1. Acessar a tela inicial do BeFit</w:t>
-            </w:r>
+              <w:t xml:space="preserve">1. Acessar a tela inicial do </w:t>
+            </w:r>
+            <w:proofErr w:type="spellStart"/>
+            <w:r>
+              <w:rPr>
+                <w:rFonts w:cs="Arial"/>
+                <w:lang w:val="pt-BR"/>
+              </w:rPr>
+              <w:t>BeFit</w:t>
+            </w:r>
+            <w:proofErr w:type="spellEnd"/>
           </w:p>
           <w:p>
             <w:pPr>
@@ -1241,13 +1321,23 @@
                 <w:szCs w:val="22"/>
               </w:rPr>
             </w:pPr>
+            <w:proofErr w:type="spellStart"/>
             <w:r>
               <w:rPr>
                 <w:rFonts w:cs="Arial"/>
                 <w:sz w:val="20"/>
                 <w:szCs w:val="22"/>
               </w:rPr>
-              <w:t>Caminhos(s)</w:t>
+              <w:t>Caminhos</w:t>
+            </w:r>
+            <w:proofErr w:type="spellEnd"/>
+            <w:r>
+              <w:rPr>
+                <w:rFonts w:cs="Arial"/>
+                <w:sz w:val="20"/>
+                <w:szCs w:val="22"/>
+              </w:rPr>
+              <w:t>(s)</w:t>
             </w:r>
           </w:p>
           <w:p>
@@ -1314,14 +1404,34 @@
                 <w:szCs w:val="22"/>
               </w:rPr>
             </w:pPr>
+            <w:proofErr w:type="spellStart"/>
             <w:r>
               <w:rPr>
                 <w:rFonts w:cs="Arial"/>
                 <w:sz w:val="20"/>
                 <w:szCs w:val="22"/>
               </w:rPr>
-              <w:t>Anotações / Observações</w:t>
-            </w:r>
+              <w:t>Anotações</w:t>
+            </w:r>
+            <w:proofErr w:type="spellEnd"/>
+            <w:r>
+              <w:rPr>
+                <w:rFonts w:cs="Arial"/>
+                <w:sz w:val="20"/>
+                <w:szCs w:val="22"/>
+              </w:rPr>
+              <w:t xml:space="preserve"> / </w:t>
+            </w:r>
+            <w:proofErr w:type="spellStart"/>
+            <w:r>
+              <w:rPr>
+                <w:rFonts w:cs="Arial"/>
+                <w:sz w:val="20"/>
+                <w:szCs w:val="22"/>
+              </w:rPr>
+              <w:t>Observações</w:t>
+            </w:r>
+            <w:proofErr w:type="spellEnd"/>
           </w:p>
           <w:p>
             <w:pPr>
@@ -1504,7 +1614,25 @@
                 <w:szCs w:val="22"/>
                 <w:lang w:val="pt-BR"/>
               </w:rPr>
-              <w:t>O participante localizou a tela de dietas mas hesitou no campo de alimento — o texto de exemplo ('Ex. arroz integral') não deixava claro o formato esperado para quantidade. Precisou de orientação para entender que devia adicionar cada alimento individualmente. Também não localizou as receitas sugeridas de imediato pois esperava um link direto na tela de dietas.</w:t>
+              <w:t xml:space="preserve">O participante localizou a tela de </w:t>
+            </w:r>
+            <w:proofErr w:type="gramStart"/>
+            <w:r>
+              <w:rPr>
+                <w:rFonts w:cs="Arial"/>
+                <w:szCs w:val="22"/>
+                <w:lang w:val="pt-BR"/>
+              </w:rPr>
+              <w:t>dietas</w:t>
+            </w:r>
+            <w:proofErr w:type="gramEnd"/>
+            <w:r>
+              <w:rPr>
+                <w:rFonts w:cs="Arial"/>
+                <w:szCs w:val="22"/>
+                <w:lang w:val="pt-BR"/>
+              </w:rPr>
+              <w:t xml:space="preserve"> mas hesitou no campo de alimento — o texto de exemplo ('Ex. arroz integral') não deixava claro o formato esperado para quantidade. Precisou de orientação para entender que devia adicionar cada alimento individualmente. Também não localizou as receitas sugeridas de imediato pois esperava um link direto na tela de dietas.</w:t>
             </w:r>
           </w:p>
         </w:tc>
@@ -1619,13 +1747,23 @@
                 <w:szCs w:val="22"/>
               </w:rPr>
             </w:pPr>
+            <w:proofErr w:type="spellStart"/>
             <w:r>
               <w:rPr>
                 <w:rFonts w:cs="Arial"/>
                 <w:sz w:val="20"/>
                 <w:szCs w:val="22"/>
               </w:rPr>
-              <w:t>Caminhos(s)</w:t>
+              <w:t>Caminhos</w:t>
+            </w:r>
+            <w:proofErr w:type="spellEnd"/>
+            <w:r>
+              <w:rPr>
+                <w:rFonts w:cs="Arial"/>
+                <w:sz w:val="20"/>
+                <w:szCs w:val="22"/>
+              </w:rPr>
+              <w:t>(s)</w:t>
             </w:r>
           </w:p>
           <w:p>
@@ -1692,14 +1830,34 @@
                 <w:szCs w:val="22"/>
               </w:rPr>
             </w:pPr>
+            <w:proofErr w:type="spellStart"/>
             <w:r>
               <w:rPr>
                 <w:rFonts w:cs="Arial"/>
                 <w:sz w:val="20"/>
                 <w:szCs w:val="22"/>
               </w:rPr>
-              <w:t>Anotações / Observações</w:t>
-            </w:r>
+              <w:t>Anotações</w:t>
+            </w:r>
+            <w:proofErr w:type="spellEnd"/>
+            <w:r>
+              <w:rPr>
+                <w:rFonts w:cs="Arial"/>
+                <w:sz w:val="20"/>
+                <w:szCs w:val="22"/>
+              </w:rPr>
+              <w:t xml:space="preserve"> / </w:t>
+            </w:r>
+            <w:proofErr w:type="spellStart"/>
+            <w:r>
+              <w:rPr>
+                <w:rFonts w:cs="Arial"/>
+                <w:sz w:val="20"/>
+                <w:szCs w:val="22"/>
+              </w:rPr>
+              <w:t>Observações</w:t>
+            </w:r>
+            <w:proofErr w:type="spellEnd"/>
           </w:p>
           <w:p>
             <w:pPr>
@@ -1997,13 +2155,23 @@
                 <w:szCs w:val="22"/>
               </w:rPr>
             </w:pPr>
+            <w:proofErr w:type="spellStart"/>
             <w:r>
               <w:rPr>
                 <w:rFonts w:cs="Arial"/>
                 <w:sz w:val="20"/>
                 <w:szCs w:val="22"/>
               </w:rPr>
-              <w:t>Caminhos(s)</w:t>
+              <w:t>Caminhos</w:t>
+            </w:r>
+            <w:proofErr w:type="spellEnd"/>
+            <w:r>
+              <w:rPr>
+                <w:rFonts w:cs="Arial"/>
+                <w:sz w:val="20"/>
+                <w:szCs w:val="22"/>
+              </w:rPr>
+              <w:t>(s)</w:t>
             </w:r>
           </w:p>
           <w:p>
@@ -2070,14 +2238,34 @@
                 <w:szCs w:val="22"/>
               </w:rPr>
             </w:pPr>
+            <w:proofErr w:type="spellStart"/>
             <w:r>
               <w:rPr>
                 <w:rFonts w:cs="Arial"/>
                 <w:sz w:val="20"/>
                 <w:szCs w:val="22"/>
               </w:rPr>
-              <w:t>Anotações / Observações</w:t>
-            </w:r>
+              <w:t>Anotações</w:t>
+            </w:r>
+            <w:proofErr w:type="spellEnd"/>
+            <w:r>
+              <w:rPr>
+                <w:rFonts w:cs="Arial"/>
+                <w:sz w:val="20"/>
+                <w:szCs w:val="22"/>
+              </w:rPr>
+              <w:t xml:space="preserve"> / </w:t>
+            </w:r>
+            <w:proofErr w:type="spellStart"/>
+            <w:r>
+              <w:rPr>
+                <w:rFonts w:cs="Arial"/>
+                <w:sz w:val="20"/>
+                <w:szCs w:val="22"/>
+              </w:rPr>
+              <w:t>Observações</w:t>
+            </w:r>
+            <w:proofErr w:type="spellEnd"/>
           </w:p>
           <w:p>
             <w:pPr>
@@ -2153,8 +2341,17 @@
                 <w:rFonts w:cs="Arial"/>
                 <w:lang w:val="pt-BR"/>
               </w:rPr>
-              <w:t>3. Marcar os itens já adquiridos clicando nos checkboxes</w:t>
-            </w:r>
+              <w:t xml:space="preserve">3. Marcar os itens já adquiridos clicando nos </w:t>
+            </w:r>
+            <w:proofErr w:type="spellStart"/>
+            <w:r>
+              <w:rPr>
+                <w:rFonts w:cs="Arial"/>
+                <w:lang w:val="pt-BR"/>
+              </w:rPr>
+              <w:t>checkboxes</w:t>
+            </w:r>
+            <w:proofErr w:type="spellEnd"/>
           </w:p>
           <w:p>
             <w:pPr>
@@ -2247,7 +2444,25 @@
                 <w:szCs w:val="22"/>
                 <w:lang w:val="pt-BR"/>
               </w:rPr>
-              <w:t>O participante localizou a Lista de Compras na Home sem dificuldades. Identificou e marcou os itens de forma intuitiva usando os checkboxes. Acionou a impressão corretamente. Observação relevante: o participante não percebeu de imediato que a lista era gerada automaticamente pelas dietas cadastradas — não havia nenhuma indicação textual ou visual sobre isso na tela, o que gerou dúvida momentânea sobre como adicionar mais itens manualmente.</w:t>
+              <w:t xml:space="preserve">O participante localizou a Lista de Compras na Home sem dificuldades. Identificou e marcou os itens de forma intuitiva usando os </w:t>
+            </w:r>
+            <w:proofErr w:type="spellStart"/>
+            <w:r>
+              <w:rPr>
+                <w:rFonts w:cs="Arial"/>
+                <w:szCs w:val="22"/>
+                <w:lang w:val="pt-BR"/>
+              </w:rPr>
+              <w:t>checkboxes</w:t>
+            </w:r>
+            <w:proofErr w:type="spellEnd"/>
+            <w:r>
+              <w:rPr>
+                <w:rFonts w:cs="Arial"/>
+                <w:szCs w:val="22"/>
+                <w:lang w:val="pt-BR"/>
+              </w:rPr>
+              <w:t>. Acionou a impressão corretamente. Observação relevante: o participante não percebeu de imediato que a lista era gerada automaticamente pelas dietas cadastradas — não havia nenhuma indicação textual ou visual sobre isso na tela, o que gerou dúvida momentânea sobre como adicionar mais itens manualmente.</w:t>
             </w:r>
           </w:p>
         </w:tc>
@@ -2382,13 +2597,23 @@
                 <w:szCs w:val="22"/>
               </w:rPr>
             </w:pPr>
+            <w:proofErr w:type="spellStart"/>
             <w:r>
               <w:rPr>
                 <w:rFonts w:cs="Arial"/>
                 <w:sz w:val="20"/>
                 <w:szCs w:val="22"/>
               </w:rPr>
-              <w:t>Caminhos(s)</w:t>
+              <w:t>Caminhos</w:t>
+            </w:r>
+            <w:proofErr w:type="spellEnd"/>
+            <w:r>
+              <w:rPr>
+                <w:rFonts w:cs="Arial"/>
+                <w:sz w:val="20"/>
+                <w:szCs w:val="22"/>
+              </w:rPr>
+              <w:t>(s)</w:t>
             </w:r>
           </w:p>
           <w:p>
@@ -2455,14 +2680,34 @@
                 <w:szCs w:val="22"/>
               </w:rPr>
             </w:pPr>
+            <w:proofErr w:type="spellStart"/>
             <w:r>
               <w:rPr>
                 <w:rFonts w:cs="Arial"/>
                 <w:sz w:val="20"/>
                 <w:szCs w:val="22"/>
               </w:rPr>
-              <w:t>Anotações / Observações</w:t>
-            </w:r>
+              <w:t>Anotações</w:t>
+            </w:r>
+            <w:proofErr w:type="spellEnd"/>
+            <w:r>
+              <w:rPr>
+                <w:rFonts w:cs="Arial"/>
+                <w:sz w:val="20"/>
+                <w:szCs w:val="22"/>
+              </w:rPr>
+              <w:t xml:space="preserve"> / </w:t>
+            </w:r>
+            <w:proofErr w:type="spellStart"/>
+            <w:r>
+              <w:rPr>
+                <w:rFonts w:cs="Arial"/>
+                <w:sz w:val="20"/>
+                <w:szCs w:val="22"/>
+              </w:rPr>
+              <w:t>Observações</w:t>
+            </w:r>
+            <w:proofErr w:type="spellEnd"/>
           </w:p>
           <w:p>
             <w:pPr>
@@ -2632,7 +2877,25 @@
                 <w:szCs w:val="22"/>
                 <w:lang w:val="pt-BR"/>
               </w:rPr>
-              <w:t>O participante completou o cálculo de IMC com facilidade. Na primeira tentativa, inseriu a altura em centímetros (175 em vez de 1,75 m), obtendo um resultado absurdo. Percebeu o erro ao ver o resultado e corrigiu para o valor correto. Sugestão de melhoria: o campo de altura deveria aceitar também centímetros ou indicar claramente o formato esperado no placeholder.</w:t>
+              <w:t xml:space="preserve">O participante completou o cálculo de IMC com facilidade. Na primeira tentativa, inseriu a altura em centímetros (175 em vez de 1,75 m), obtendo um resultado absurdo. Percebeu o erro ao ver o resultado e corrigiu para o valor correto. Sugestão de melhoria: o campo de altura deveria aceitar também centímetros ou indicar claramente o formato esperado no </w:t>
+            </w:r>
+            <w:proofErr w:type="spellStart"/>
+            <w:r>
+              <w:rPr>
+                <w:rFonts w:cs="Arial"/>
+                <w:szCs w:val="22"/>
+                <w:lang w:val="pt-BR"/>
+              </w:rPr>
+              <w:t>placeholder</w:t>
+            </w:r>
+            <w:proofErr w:type="spellEnd"/>
+            <w:r>
+              <w:rPr>
+                <w:rFonts w:cs="Arial"/>
+                <w:szCs w:val="22"/>
+                <w:lang w:val="pt-BR"/>
+              </w:rPr>
+              <w:t>.</w:t>
             </w:r>
           </w:p>
         </w:tc>
@@ -2756,13 +3019,23 @@
                 <w:szCs w:val="22"/>
               </w:rPr>
             </w:pPr>
+            <w:proofErr w:type="spellStart"/>
             <w:r>
               <w:rPr>
                 <w:rFonts w:cs="Arial"/>
                 <w:sz w:val="20"/>
                 <w:szCs w:val="22"/>
               </w:rPr>
-              <w:t>Caminhos(s)</w:t>
+              <w:t>Caminhos</w:t>
+            </w:r>
+            <w:proofErr w:type="spellEnd"/>
+            <w:r>
+              <w:rPr>
+                <w:rFonts w:cs="Arial"/>
+                <w:sz w:val="20"/>
+                <w:szCs w:val="22"/>
+              </w:rPr>
+              <w:t>(s)</w:t>
             </w:r>
           </w:p>
           <w:p>
@@ -2829,14 +3102,34 @@
                 <w:szCs w:val="22"/>
               </w:rPr>
             </w:pPr>
+            <w:proofErr w:type="spellStart"/>
             <w:r>
               <w:rPr>
                 <w:rFonts w:cs="Arial"/>
                 <w:sz w:val="20"/>
                 <w:szCs w:val="22"/>
               </w:rPr>
-              <w:t>Anotações / Observações</w:t>
-            </w:r>
+              <w:t>Anotações</w:t>
+            </w:r>
+            <w:proofErr w:type="spellEnd"/>
+            <w:r>
+              <w:rPr>
+                <w:rFonts w:cs="Arial"/>
+                <w:sz w:val="20"/>
+                <w:szCs w:val="22"/>
+              </w:rPr>
+              <w:t xml:space="preserve"> / </w:t>
+            </w:r>
+            <w:proofErr w:type="spellStart"/>
+            <w:r>
+              <w:rPr>
+                <w:rFonts w:cs="Arial"/>
+                <w:sz w:val="20"/>
+                <w:szCs w:val="22"/>
+              </w:rPr>
+              <w:t>Observações</w:t>
+            </w:r>
+            <w:proofErr w:type="spellEnd"/>
           </w:p>
           <w:p>
             <w:pPr>
@@ -3720,12 +4013,10 @@
           <w:szCs w:val="22"/>
           <w:lang w:val="pt-BR"/>
         </w:rPr>
-        <w:t>Os testes com a participante (perfil: mulher, 28 anos, profissional, usuária de apps de saúde) demonstraram que o BeFit possui interface intuitiva e de fácil aprendizado. Das 6 tarefas aplicadas, 4 foram concluídas com facilidade (score 2) e 2 com dificuldade moderada (score 1), sem nenhuma tarefa não concluída.</w:t>
-      </w:r>
-    </w:p>
-    <w:p>
-      <w:pPr>
-        <w:jc w:val="both"/>
+        <w:t xml:space="preserve">Os testes com a participante (perfil: mulher, 28 anos, profissional, usuária de apps de saúde) demonstraram que o </w:t>
+      </w:r>
+      <w:proofErr w:type="spellStart"/>
+      <w:r>
         <w:rPr>
           <w:rFonts w:ascii="Arial" w:hAnsi="Arial" w:cs="Arial"/>
           <w:bCs/>
@@ -3734,11 +4025,10 @@
           <w:szCs w:val="22"/>
           <w:lang w:val="pt-BR"/>
         </w:rPr>
-      </w:pPr>
-    </w:p>
-    <w:p>
-      <w:pPr>
-        <w:jc w:val="both"/>
+        <w:t>BeFit</w:t>
+      </w:r>
+      <w:proofErr w:type="spellEnd"/>
+      <w:r>
         <w:rPr>
           <w:rFonts w:ascii="Arial" w:hAnsi="Arial" w:cs="Arial"/>
           <w:bCs/>
@@ -3747,8 +4037,12 @@
           <w:szCs w:val="22"/>
           <w:lang w:val="pt-BR"/>
         </w:rPr>
-      </w:pPr>
-      <w:r>
+        <w:t xml:space="preserve"> possui interface intuitiva e de fácil aprendizado. Das 6 tarefas aplicadas, 4 foram concluídas com facilidade (score 2) e 2 com dificuldade moderada (score 1), sem nenhuma tarefa não concluída.</w:t>
+      </w:r>
+    </w:p>
+    <w:p>
+      <w:pPr>
+        <w:jc w:val="both"/>
         <w:rPr>
           <w:rFonts w:ascii="Arial" w:hAnsi="Arial" w:cs="Arial"/>
           <w:bCs/>
@@ -3757,6 +4051,29 @@
           <w:szCs w:val="22"/>
           <w:lang w:val="pt-BR"/>
         </w:rPr>
+      </w:pPr>
+    </w:p>
+    <w:p>
+      <w:pPr>
+        <w:jc w:val="both"/>
+        <w:rPr>
+          <w:rFonts w:ascii="Arial" w:hAnsi="Arial" w:cs="Arial"/>
+          <w:bCs/>
+          <w:color w:val="000000"/>
+          <w:sz w:val="20"/>
+          <w:szCs w:val="22"/>
+          <w:lang w:val="pt-BR"/>
+        </w:rPr>
+      </w:pPr>
+      <w:r>
+        <w:rPr>
+          <w:rFonts w:ascii="Arial" w:hAnsi="Arial" w:cs="Arial"/>
+          <w:bCs/>
+          <w:color w:val="000000"/>
+          <w:sz w:val="20"/>
+          <w:szCs w:val="22"/>
+          <w:lang w:val="pt-BR"/>
+        </w:rPr>
         <w:lastRenderedPageBreak/>
         <w:t>Problemas identificados:</w:t>
       </w:r>
@@ -3806,12 +4123,10 @@
           <w:szCs w:val="22"/>
           <w:lang w:val="pt-BR"/>
         </w:rPr>
-        <w:t>2. O campo de altura no cálculo de IMC não orienta sobre o formato esperado (metros), levando o participante a inserir em centímetros na primeira tentativa. Recomendação: incluir placeholder com exemplo claro ('Ex.: 1,75').</w:t>
-      </w:r>
-    </w:p>
-    <w:p>
-      <w:pPr>
-        <w:jc w:val="both"/>
+        <w:t xml:space="preserve">2. O campo de altura no cálculo de IMC não orienta sobre o formato esperado (metros), levando o participante a inserir em centímetros na primeira tentativa. Recomendação: incluir </w:t>
+      </w:r>
+      <w:proofErr w:type="spellStart"/>
+      <w:r>
         <w:rPr>
           <w:rFonts w:ascii="Arial" w:hAnsi="Arial" w:cs="Arial"/>
           <w:bCs/>
@@ -3820,7 +4135,9 @@
           <w:szCs w:val="22"/>
           <w:lang w:val="pt-BR"/>
         </w:rPr>
-      </w:pPr>
+        <w:t>placeholder</w:t>
+      </w:r>
+      <w:proofErr w:type="spellEnd"/>
       <w:r>
         <w:rPr>
           <w:rFonts w:ascii="Arial" w:hAnsi="Arial" w:cs="Arial"/>
@@ -3830,7 +4147,55 @@
           <w:szCs w:val="22"/>
           <w:lang w:val="pt-BR"/>
         </w:rPr>
-        <w:t>3. O botão de impressão da Agenda não é visível sem rolagem em listas longas. Recomendação: fixar o botão em posição sticky no topo ou fundo da tela.</w:t>
+        <w:t xml:space="preserve"> com exemplo claro ('Ex.: 1,75').</w:t>
+      </w:r>
+    </w:p>
+    <w:p>
+      <w:pPr>
+        <w:jc w:val="both"/>
+        <w:rPr>
+          <w:rFonts w:ascii="Arial" w:hAnsi="Arial" w:cs="Arial"/>
+          <w:bCs/>
+          <w:color w:val="000000"/>
+          <w:sz w:val="20"/>
+          <w:szCs w:val="22"/>
+          <w:lang w:val="pt-BR"/>
+        </w:rPr>
+      </w:pPr>
+      <w:r>
+        <w:rPr>
+          <w:rFonts w:ascii="Arial" w:hAnsi="Arial" w:cs="Arial"/>
+          <w:bCs/>
+          <w:color w:val="000000"/>
+          <w:sz w:val="20"/>
+          <w:szCs w:val="22"/>
+          <w:lang w:val="pt-BR"/>
+        </w:rPr>
+        <w:t xml:space="preserve">3. O botão de impressão da Agenda não é visível sem rolagem em listas longas. Recomendação: fixar o botão em posição </w:t>
+      </w:r>
+      <w:proofErr w:type="spellStart"/>
+      <w:r>
+        <w:rPr>
+          <w:rFonts w:ascii="Arial" w:hAnsi="Arial" w:cs="Arial"/>
+          <w:bCs/>
+          <w:color w:val="000000"/>
+          <w:sz w:val="20"/>
+          <w:szCs w:val="22"/>
+          <w:lang w:val="pt-BR"/>
+        </w:rPr>
+        <w:t>sticky</w:t>
+      </w:r>
+      <w:proofErr w:type="spellEnd"/>
+      <w:r>
+        <w:rPr>
+          <w:rFonts w:ascii="Arial" w:hAnsi="Arial" w:cs="Arial"/>
+          <w:bCs/>
+          <w:color w:val="000000"/>
+          <w:sz w:val="20"/>
+          <w:szCs w:val="22"/>
+          <w:lang w:val="pt-BR"/>
+        </w:rPr>
+        <w:t xml:space="preserve"> no topo ou fundo da tela.</w:t>
       </w:r>
     </w:p>
     <w:p>
@@ -4184,37 +4549,6 @@
 
 <file path=word/header1.xml><?xml version="1.0" encoding="utf-8"?>
 <w:hdr xmlns:wpc="http://schemas.microsoft.com/office/word/2010/wordprocessingCanvas" xmlns:cx="http://schemas.microsoft.com/office/drawing/2014/chartex" xmlns:cx1="http://schemas.microsoft.com/office/drawing/2015/9/8/chartex" xmlns:cx2="http://schemas.microsoft.com/office/drawing/2015/10/21/chartex" xmlns:cx3="http://schemas.microsoft.com/office/drawing/2016/5/9/chartex" xmlns:cx4="http://schemas.microsoft.com/office/drawing/2016/5/10/chartex" xmlns:cx5="http://schemas.microsoft.com/office/drawing/2016/5/11/chartex" xmlns:cx6="http://schemas.microsoft.com/office/drawing/2016/5/12/chartex" xmlns:cx7="http://schemas.microsoft.com/office/drawing/2016/5/13/chartex" xmlns:cx8="http://schemas.microsoft.com/office/drawing/2016/5/14/chartex" xmlns:mc="http://schemas.openxmlformats.org/markup-compatibility/2006" xmlns:aink="http://schemas.microsoft.com/office/drawing/2016/ink" xmlns:am3d="http://schemas.microsoft.com/office/drawing/2017/model3d" xmlns:o="urn:schemas-microsoft-com:office:office" xmlns:oel="http://schemas.microsoft.com/office/2019/extlst" xmlns:r="http://schemas.openxmlformats.org/officeDocument/2006/relationships" xmlns:m="http://schemas.openxmlformats.org/officeDocument/2006/math" xmlns:v="urn:schemas-microsoft-com:vml" xmlns:wp14="http://schemas.microsoft.com/office/word/2010/wordprocessingDrawing" xmlns:wp="http://schemas.openxmlformats.org/drawingml/2006/wordprocessingDrawing" xmlns:w10="urn:schemas-microsoft-com:office:word" xmlns:w="http://schemas.openxmlformats.org/wordprocessingml/2006/main" xmlns:w14="http://schemas.microsoft.com/office/word/2010/wordml" xmlns:w15="http://schemas.microsoft.com/office/word/2012/wordml" xmlns:w16cex="http://schemas.microsoft.com/office/word/2018/wordml/cex" xmlns:w16cid="http://schemas.microsoft.com/office/word/2016/wordml/cid" xmlns:w16="http://schemas.microsoft.com/office/word/2018/wordml" xmlns:w16du="http://schemas.microsoft.com/office/word/2023/wordml/word16du" xmlns:w16sdtdh="http://schemas.microsoft.com/office/word/2020/wordml/sdtdatahash" xmlns:w16sdtfl="http://schemas.microsoft.com/office/word/2024/wordml/sdtformatlock" xmlns:w16se="http://schemas.microsoft.com/office/word/2015/wordml/symex" xmlns:wpg="http://schemas.microsoft.com/office/word/2010/wordprocessingGroup" xmlns:wpi="http://schemas.microsoft.com/office/word/2010/wordprocessingInk" xmlns:wne="http://schemas.microsoft.com/office/word/2006/wordml" xmlns:wps="http://schemas.microsoft.com/office/word/2010/wordprocessingShape" mc:Ignorable="w14 w15 w16se w16cid w16 w16cex w16sdtdh w16sdtfl w16du wp14">
-  <w:tbl>
-    <w:tblPr>
-      <w:tblW w:w="9638" w:type="dxa"/>
-      <w:tblInd w:w="108" w:type="dxa"/>
-      <w:tblLook w:val="04A0" w:firstRow="1" w:lastRow="0" w:firstColumn="1" w:lastColumn="0" w:noHBand="0" w:noVBand="1"/>
-    </w:tblPr>
-    <w:tblGrid>
-      <w:gridCol w:w="9638"/>
-    </w:tblGrid>
-    <w:tr>
-      <w:trPr>
-        <w:trHeight w:val="990"/>
-      </w:trPr>
-      <w:tc>
-        <w:tcPr>
-          <w:tcW w:w="9638" w:type="dxa"/>
-          <w:shd w:val="clear" w:color="auto" w:fill="0D0D0D"/>
-          <w:vAlign w:val="center"/>
-        </w:tcPr>
-        <w:p>
-          <w:pPr>
-            <w:pStyle w:val="Cabealho"/>
-            <w:rPr>
-              <w:caps/>
-              <w:color w:val="FFFFFF"/>
-            </w:rPr>
-          </w:pPr>
-        </w:p>
-      </w:tc>
-    </w:tr>
-  </w:tbl>
   <w:p>
     <w:pPr>
       <w:pStyle w:val="Cabealho"/>
@@ -4222,21 +4556,12 @@
     <w:r>
       <w:rPr>
         <w:noProof/>
-        <w:lang w:val="pt-BR" w:eastAsia="pt-BR"/>
       </w:rPr>
       <w:drawing>
-        <wp:anchor distT="0" distB="0" distL="0" distR="0" simplePos="0" relativeHeight="5" behindDoc="1" locked="0" layoutInCell="1" allowOverlap="1" wp14:anchorId="7F1EB968" wp14:editId="58BBCDE8">
-          <wp:simplePos x="0" y="0"/>
-          <wp:positionH relativeFrom="column">
-            <wp:posOffset>-953135</wp:posOffset>
-          </wp:positionH>
-          <wp:positionV relativeFrom="paragraph">
-            <wp:posOffset>-238760</wp:posOffset>
-          </wp:positionV>
-          <wp:extent cx="3247390" cy="244475"/>
-          <wp:effectExtent l="0" t="0" r="0" b="0"/>
-          <wp:wrapNone/>
-          <wp:docPr id="1" name="Picture" descr="Usability.gov: Improving the User Experience"/>
+        <wp:inline distT="0" distB="0" distL="0" distR="0" wp14:anchorId="454C30D8" wp14:editId="16FAB247">
+          <wp:extent cx="1215390" cy="619125"/>
+          <wp:effectExtent l="0" t="0" r="3810" b="9525"/>
+          <wp:docPr id="71167232" name="Imagem 1"/>
           <wp:cNvGraphicFramePr>
             <a:graphicFrameLocks xmlns:a="http://schemas.openxmlformats.org/drawingml/2006/main" noChangeAspect="1"/>
           </wp:cNvGraphicFramePr>
@@ -4244,13 +4569,20 @@
             <a:graphicData uri="http://schemas.openxmlformats.org/drawingml/2006/picture">
               <pic:pic xmlns:pic="http://schemas.openxmlformats.org/drawingml/2006/picture">
                 <pic:nvPicPr>
-                  <pic:cNvPr id="1" name="Picture" descr="Usability.gov: Improving the User Experience"/>
+                  <pic:cNvPr id="71167232" name="Imagem 1"/>
                   <pic:cNvPicPr>
-                    <a:picLocks noChangeAspect="1" noChangeArrowheads="1"/>
+                    <a:picLocks noChangeAspect="1"/>
                   </pic:cNvPicPr>
                 </pic:nvPicPr>
                 <pic:blipFill>
-                  <a:blip r:embed="rId1"/>
+                  <a:blip r:embed="rId1">
+                    <a:extLst>
+                      <a:ext uri="{28A0092B-C50C-407E-A947-70E740481C1C}">
+                        <a14:useLocalDpi xmlns:a14="http://schemas.microsoft.com/office/drawing/2010/main" val="0"/>
+                      </a:ext>
+                    </a:extLst>
+                  </a:blip>
+                  <a:srcRect/>
                   <a:stretch>
                     <a:fillRect/>
                   </a:stretch>
@@ -4258,16 +4590,20 @@
                 <pic:spPr bwMode="auto">
                   <a:xfrm>
                     <a:off x="0" y="0"/>
-                    <a:ext cx="3247390" cy="244475"/>
+                    <a:ext cx="1215390" cy="619125"/>
                   </a:xfrm>
                   <a:prstGeom prst="rect">
                     <a:avLst/>
                   </a:prstGeom>
+                  <a:noFill/>
+                  <a:ln>
+                    <a:noFill/>
+                  </a:ln>
                 </pic:spPr>
               </pic:pic>
             </a:graphicData>
           </a:graphic>
-        </wp:anchor>
+        </wp:inline>
       </w:drawing>
     </w:r>
   </w:p>
@@ -5324,6 +5660,7 @@
   <w:style w:type="character" w:default="1" w:styleId="Fontepargpadro">
     <w:name w:val="Default Paragraph Font"/>
     <w:uiPriority w:val="1"/>
+    <w:semiHidden/>
     <w:unhideWhenUsed/>
   </w:style>
   <w:style w:type="table" w:default="1" w:styleId="Tabelanormal">
